--- a/Assets/Documents/Projekt Design Dokument.docx
+++ b/Assets/Documents/Projekt Design Dokument.docx
@@ -23,8 +23,17 @@
           <w:b/>
           <w:i/>
         </w:rPr>
-        <w:t>Nikola Bryks</w:t>
-      </w:r>
+        <w:t xml:space="preserve">Nikola </w:t>
+      </w:r>
+      <w:proofErr w:type="spellStart"/>
+      <w:r>
+        <w:rPr>
+          <w:b/>
+          <w:i/>
+        </w:rPr>
+        <w:t>Bryks</w:t>
+      </w:r>
+      <w:proofErr w:type="spellEnd"/>
     </w:p>
     <w:p>
       <w:r>
@@ -82,36 +91,14 @@
     </w:p>
     <w:p>
       <w:r>
-        <w:t>Das B</w:t>
-      </w:r>
-      <w:r>
-        <w:t>ewege</w:t>
-      </w:r>
-      <w:r>
-        <w:t xml:space="preserve">n der </w:t>
-      </w:r>
-      <w:r>
-        <w:rPr>
-          <w:b/>
-          <w:i/>
-        </w:rPr>
-        <w:t>Regler</w:t>
-      </w:r>
-      <w:r>
-        <w:t xml:space="preserve"> </w:t>
-      </w:r>
-      <w:r>
-        <w:t>steuert</w:t>
-      </w:r>
-      <w:r>
-        <w:t xml:space="preserve"> </w:t>
-      </w:r>
-      <w:r>
-        <w:rPr>
-          <w:b/>
-          <w:i/>
-        </w:rPr>
-        <w:t>die Geschwindigkeiten</w:t>
+        <w:t xml:space="preserve">Nach Ablauf der Vitalität starten </w:t>
+      </w:r>
+      <w:r>
+        <w:rPr>
+          <w:b/>
+          <w:bCs/>
+        </w:rPr>
+        <w:t>Minispiele</w:t>
       </w:r>
       <w:r>
         <w:t>.</w:t>
@@ -185,27 +172,21 @@
           <w:b/>
           <w:i/>
         </w:rPr>
-        <w:t>Durch das Verschieben der Regler steuert der Spieler die Geschwindigkeiten der Spieleinheiten</w:t>
-      </w:r>
-    </w:p>
-    <w:p>
-      <w:pPr>
-        <w:pStyle w:val="Listenabsatz"/>
-        <w:numPr>
-          <w:ilvl w:val="0"/>
-          <w:numId w:val="4"/>
-        </w:numPr>
-        <w:rPr>
-          <w:b/>
-          <w:i/>
-        </w:rPr>
-      </w:pPr>
-      <w:r>
-        <w:rPr>
-          <w:b/>
-          <w:i/>
-        </w:rPr>
-        <w:t>Kommt es zur Überlastung einer Spieleinheit fällt diese für ein</w:t>
+        <w:t>Nach dem</w:t>
+      </w:r>
+      <w:r>
+        <w:rPr>
+          <w:b/>
+          <w:i/>
+        </w:rPr>
+        <w:t xml:space="preserve"> </w:t>
+      </w:r>
+      <w:r>
+        <w:rPr>
+          <w:b/>
+          <w:i/>
+        </w:rPr>
+        <w:t>Spielen der Minispiele läuft die Linie weiter</w:t>
       </w:r>
     </w:p>
     <w:p>
@@ -217,7 +198,21 @@
           <w:b/>
           <w:i/>
         </w:rPr>
-        <w:t>vor Ablauf der Zeit die Palettenanzahl erreichen.</w:t>
+        <w:t xml:space="preserve">vor Ablauf der Zeit die </w:t>
+      </w:r>
+      <w:r>
+        <w:rPr>
+          <w:b/>
+          <w:i/>
+        </w:rPr>
+        <w:t>Paletten Anzahl</w:t>
+      </w:r>
+      <w:r>
+        <w:rPr>
+          <w:b/>
+          <w:i/>
+        </w:rPr>
+        <w:t xml:space="preserve"> erreichen.</w:t>
       </w:r>
     </w:p>
     <w:p>
@@ -241,7 +236,14 @@
           <w:b/>
           <w:i/>
         </w:rPr>
-        <w:t>vor Ablauf der Zeit zu wenig produziert hat oder Arbeiter oder Einheiten der Produktion zu oft ausfallen.</w:t>
+        <w:t>vor Ablauf der Zeit zu wenig produziert</w:t>
+      </w:r>
+      <w:r>
+        <w:rPr>
+          <w:b/>
+          <w:i/>
+        </w:rPr>
+        <w:t xml:space="preserve"> hat.</w:t>
       </w:r>
     </w:p>
     <w:p/>
@@ -290,7 +292,21 @@
           <w:b/>
           <w:i/>
         </w:rPr>
-        <w:t xml:space="preserve">Beim Durchlauf durch die Maschine </w:t>
+        <w:t xml:space="preserve">Beim </w:t>
+      </w:r>
+      <w:r>
+        <w:rPr>
+          <w:b/>
+          <w:i/>
+        </w:rPr>
+        <w:t>Klicken auf</w:t>
+      </w:r>
+      <w:r>
+        <w:rPr>
+          <w:b/>
+          <w:i/>
+        </w:rPr>
+        <w:t xml:space="preserve"> die Maschine </w:t>
       </w:r>
     </w:p>
     <w:p>
@@ -310,7 +326,14 @@
           <w:b/>
           <w:i/>
         </w:rPr>
-        <w:t>Bei der Roboterarmbewegung</w:t>
+        <w:t>Beim Klicken auf den</w:t>
+      </w:r>
+      <w:r>
+        <w:rPr>
+          <w:b/>
+          <w:i/>
+        </w:rPr>
+        <w:t xml:space="preserve"> Roboterarm</w:t>
       </w:r>
     </w:p>
     <w:p>
@@ -330,44 +353,16 @@
           <w:b/>
           <w:i/>
         </w:rPr>
-        <w:t>Bei dem Wegfahren der Paletten mit dem Gabelstapler</w:t>
-      </w:r>
-    </w:p>
-    <w:p>
-      <w:pPr>
-        <w:pStyle w:val="Listenabsatz"/>
-        <w:rPr>
-          <w:b/>
-          <w:i/>
-        </w:rPr>
-      </w:pPr>
-    </w:p>
-    <w:p>
-      <w:r>
-        <w:t>oder ein Effekt (z.B. Partikel-System) ausgelöst:</w:t>
-      </w:r>
-    </w:p>
-    <w:p>
-      <w:pPr>
-        <w:pStyle w:val="Listenabsatz"/>
-        <w:numPr>
-          <w:ilvl w:val="0"/>
-          <w:numId w:val="1"/>
-        </w:numPr>
-        <w:rPr>
-          <w:b/>
-          <w:i/>
-        </w:rPr>
-      </w:pPr>
-      <w:r>
-        <w:rPr>
-          <w:b/>
-          <w:i/>
-        </w:rPr>
-        <w:t>Überlastung der Maschinen</w:t>
-      </w:r>
-    </w:p>
-    <w:p/>
+        <w:t>Bei</w:t>
+      </w:r>
+      <w:r>
+        <w:rPr>
+          <w:b/>
+          <w:i/>
+        </w:rPr>
+        <w:t>m Klicken auf den Mitarbeiter an der Palette</w:t>
+      </w:r>
+    </w:p>
     <w:p>
       <w:pPr>
         <w:rPr>
@@ -433,7 +428,21 @@
           <w:b/>
           <w:i/>
         </w:rPr>
-        <w:t>Maschinen fallen für einige Zeit aus und fangen an zu piepen</w:t>
+        <w:t xml:space="preserve">Maschinen fallen für einige Zeit aus und </w:t>
+      </w:r>
+      <w:r>
+        <w:rPr>
+          <w:b/>
+          <w:i/>
+        </w:rPr>
+        <w:t xml:space="preserve">Minispiele </w:t>
+      </w:r>
+      <w:r>
+        <w:rPr>
+          <w:b/>
+          <w:i/>
+        </w:rPr>
+        <w:t xml:space="preserve">fangen an </w:t>
       </w:r>
     </w:p>
     <w:p>
@@ -453,7 +462,60 @@
           <w:b/>
           <w:i/>
         </w:rPr>
-        <w:t>Werden die Arbeiter überlastet fallen diese um</w:t>
+        <w:t>Ist eine Palette erfolgreich gefüllt worden erscheint ein Panel mit einem positiven Feedback</w:t>
+      </w:r>
+    </w:p>
+    <w:p>
+      <w:pPr>
+        <w:pStyle w:val="berschrift1"/>
+      </w:pPr>
+      <w:r>
+        <w:t>User Interface</w:t>
+      </w:r>
+    </w:p>
+    <w:p>
+      <w:pPr>
+        <w:rPr>
+          <w:b/>
+          <w:i/>
+        </w:rPr>
+      </w:pPr>
+      <w:r>
+        <w:t xml:space="preserve">Im User Interface werden die </w:t>
+      </w:r>
+      <w:r>
+        <w:rPr>
+          <w:b/>
+          <w:i/>
+        </w:rPr>
+        <w:t xml:space="preserve">Zeit, </w:t>
+      </w:r>
+      <w:proofErr w:type="spellStart"/>
+      <w:r>
+        <w:rPr>
+          <w:b/>
+          <w:i/>
+        </w:rPr>
+        <w:t>Palettenanzahl</w:t>
+      </w:r>
+      <w:proofErr w:type="spellEnd"/>
+      <w:r>
+        <w:rPr>
+          <w:b/>
+          <w:i/>
+        </w:rPr>
+        <w:t xml:space="preserve"> und Ausfälle</w:t>
+      </w:r>
+      <w:r>
+        <w:t xml:space="preserve"> angezeigt</w:t>
+      </w:r>
+      <w:r>
+        <w:t>.</w:t>
+      </w:r>
+    </w:p>
+    <w:p>
+      <w:r>
+        <w:t>Im Hauptmenü des Spiels gibt es folgenden Auswahl- / Einstellungsmöglichkeiten:</w:t>
       </w:r>
     </w:p>
     <w:p>
@@ -473,44 +535,7 @@
           <w:b/>
           <w:i/>
         </w:rPr>
-        <w:t>Ist eine Palette erfolgreich gefüllt worden erscheint ein Panel mit einem positiven Feedback</w:t>
-      </w:r>
-    </w:p>
-    <w:p>
-      <w:pPr>
-        <w:pStyle w:val="berschrift1"/>
-      </w:pPr>
-      <w:r>
-        <w:t>User Interface</w:t>
-      </w:r>
-    </w:p>
-    <w:p>
-      <w:pPr>
-        <w:rPr>
-          <w:b/>
-          <w:i/>
-        </w:rPr>
-      </w:pPr>
-      <w:r>
-        <w:t xml:space="preserve">Im User Interface werden die </w:t>
-      </w:r>
-      <w:r>
-        <w:rPr>
-          <w:b/>
-          <w:i/>
-        </w:rPr>
-        <w:t>Zeit, Palettenanzahl und Ausfälle</w:t>
-      </w:r>
-      <w:r>
-        <w:t xml:space="preserve"> angezeigt</w:t>
-      </w:r>
-      <w:r>
-        <w:t>.</w:t>
-      </w:r>
-    </w:p>
-    <w:p>
-      <w:r>
-        <w:t>Im Hauptmenü des Spiels gibt es folgenden Auswahl- / Einstellungsmöglichkeiten:</w:t>
+        <w:t>Auswahl des Schwierigkeitsgrades</w:t>
       </w:r>
     </w:p>
     <w:p>
@@ -530,47 +555,7 @@
           <w:b/>
           <w:i/>
         </w:rPr>
-        <w:t>Auswahl des Schwierigkeitsgrades</w:t>
-      </w:r>
-    </w:p>
-    <w:p>
-      <w:pPr>
-        <w:pStyle w:val="Listenabsatz"/>
-        <w:numPr>
-          <w:ilvl w:val="0"/>
-          <w:numId w:val="2"/>
-        </w:numPr>
-        <w:rPr>
-          <w:b/>
-          <w:i/>
-        </w:rPr>
-      </w:pPr>
-      <w:r>
-        <w:rPr>
-          <w:b/>
-          <w:i/>
-        </w:rPr>
         <w:t>Sound-Effekte deaktivieren</w:t>
-      </w:r>
-    </w:p>
-    <w:p>
-      <w:pPr>
-        <w:pStyle w:val="Listenabsatz"/>
-        <w:numPr>
-          <w:ilvl w:val="0"/>
-          <w:numId w:val="2"/>
-        </w:numPr>
-        <w:rPr>
-          <w:b/>
-          <w:i/>
-        </w:rPr>
-      </w:pPr>
-      <w:r>
-        <w:rPr>
-          <w:b/>
-          <w:i/>
-        </w:rPr>
-        <w:t>Spiel verlassen</w:t>
       </w:r>
     </w:p>
     <w:p>
@@ -601,7 +586,35 @@
           <w:b/>
           <w:i/>
         </w:rPr>
-        <w:t>Pause-Menü: Der Spieler hat die ESC-Taste gedrückt</w:t>
+        <w:t>Game Over Dialog: De</w:t>
+      </w:r>
+      <w:r>
+        <w:rPr>
+          <w:b/>
+          <w:i/>
+        </w:rPr>
+        <w:t>r Spieler hat keine Leben mehr oder</w:t>
+      </w:r>
+      <w:r>
+        <w:rPr>
+          <w:b/>
+          <w:i/>
+        </w:rPr>
+        <w:t xml:space="preserve"> </w:t>
+      </w:r>
+      <w:r>
+        <w:rPr>
+          <w:b/>
+          <w:i/>
+        </w:rPr>
+        <w:t>d</w:t>
+      </w:r>
+      <w:r>
+        <w:rPr>
+          <w:b/>
+          <w:i/>
+        </w:rPr>
+        <w:t>ie Zeit ist abgelaufen</w:t>
       </w:r>
     </w:p>
     <w:p>
@@ -621,55 +634,23 @@
           <w:b/>
           <w:i/>
         </w:rPr>
-        <w:t>Game Over Dialog: De</w:t>
-      </w:r>
-      <w:r>
-        <w:rPr>
-          <w:b/>
-          <w:i/>
-        </w:rPr>
-        <w:t>r Spieler hat keine Leben mehr oder</w:t>
-      </w:r>
-      <w:r>
-        <w:rPr>
-          <w:b/>
-          <w:i/>
-        </w:rPr>
-        <w:t xml:space="preserve"> </w:t>
-      </w:r>
-      <w:r>
-        <w:rPr>
-          <w:b/>
-          <w:i/>
-        </w:rPr>
-        <w:t>d</w:t>
-      </w:r>
-      <w:r>
-        <w:rPr>
-          <w:b/>
-          <w:i/>
-        </w:rPr>
-        <w:t>ie Zeit ist abgelaufen</w:t>
-      </w:r>
-    </w:p>
-    <w:p>
-      <w:pPr>
-        <w:pStyle w:val="Listenabsatz"/>
-        <w:numPr>
-          <w:ilvl w:val="0"/>
-          <w:numId w:val="3"/>
-        </w:numPr>
-        <w:rPr>
-          <w:b/>
-          <w:i/>
-        </w:rPr>
-      </w:pPr>
-      <w:r>
-        <w:rPr>
-          <w:b/>
-          <w:i/>
-        </w:rPr>
-        <w:t>Level Complete: Der Spieler hat d</w:t>
+        <w:t xml:space="preserve">Level </w:t>
+      </w:r>
+      <w:proofErr w:type="spellStart"/>
+      <w:r>
+        <w:rPr>
+          <w:b/>
+          <w:i/>
+        </w:rPr>
+        <w:t>Complete</w:t>
+      </w:r>
+      <w:proofErr w:type="spellEnd"/>
+      <w:r>
+        <w:rPr>
+          <w:b/>
+          <w:i/>
+        </w:rPr>
+        <w:t>: Der Spieler hat d</w:t>
       </w:r>
       <w:r>
         <w:rPr>
@@ -679,86 +660,96 @@
         <w:t>as Ziel erreicht</w:t>
       </w:r>
     </w:p>
+    <w:p>
+      <w:pPr>
+        <w:rPr>
+          <w:b/>
+          <w:i/>
+        </w:rPr>
+      </w:pPr>
+    </w:p>
+    <w:p>
+      <w:pPr>
+        <w:pStyle w:val="berschrift1"/>
+      </w:pPr>
+      <w:r>
+        <w:t>Quellen</w:t>
+      </w:r>
+    </w:p>
     <w:p/>
     <w:p>
-      <w:pPr>
-        <w:rPr>
-          <w:b/>
-          <w:i/>
-        </w:rPr>
-      </w:pPr>
-      <w:r>
-        <w:t>Sonstiges</w:t>
-      </w:r>
-    </w:p>
-    <w:p>
-      <w:r>
-        <w:t>Weitere Notizen zum Spiel, welche noch nicht in den o.s. Punkten genannt wurden:</w:t>
-      </w:r>
-    </w:p>
-    <w:p>
-      <w:pPr>
-        <w:pStyle w:val="Listenabsatz"/>
-        <w:numPr>
-          <w:ilvl w:val="0"/>
-          <w:numId w:val="2"/>
-        </w:numPr>
-        <w:rPr>
-          <w:b/>
-          <w:i/>
-        </w:rPr>
-      </w:pPr>
-      <w:r>
-        <w:rPr>
-          <w:b/>
-          <w:i/>
-        </w:rPr>
-        <w:t>etc.</w:t>
-      </w:r>
-    </w:p>
-    <w:p>
-      <w:pPr>
-        <w:pStyle w:val="Listenabsatz"/>
-        <w:numPr>
-          <w:ilvl w:val="0"/>
-          <w:numId w:val="2"/>
-        </w:numPr>
-        <w:rPr>
-          <w:b/>
-          <w:i/>
-        </w:rPr>
-      </w:pPr>
-      <w:r>
-        <w:rPr>
-          <w:b/>
-          <w:i/>
-        </w:rPr>
-        <w:t>etc.</w:t>
-      </w:r>
-    </w:p>
-    <w:p>
-      <w:pPr>
-        <w:pStyle w:val="Listenabsatz"/>
-        <w:numPr>
-          <w:ilvl w:val="0"/>
-          <w:numId w:val="2"/>
-        </w:numPr>
-        <w:rPr>
-          <w:b/>
-          <w:i/>
-        </w:rPr>
-      </w:pPr>
-      <w:r>
-        <w:rPr>
-          <w:b/>
-          <w:i/>
-        </w:rPr>
-        <w:t>etc.</w:t>
-      </w:r>
+      <w:hyperlink r:id="rId7" w:history="1">
+        <w:r>
+          <w:rPr>
+            <w:rStyle w:val="Hyperlink"/>
+          </w:rPr>
+          <w:t>https://assetstore.unity.com/packages/3d/props/industrial/low-poly-factory-machine-pack-demo-272637</w:t>
+        </w:r>
+      </w:hyperlink>
+    </w:p>
+    <w:p>
+      <w:hyperlink r:id="rId8" w:history="1">
+        <w:r>
+          <w:rPr>
+            <w:rStyle w:val="Hyperlink"/>
+          </w:rPr>
+          <w:t>https://assetstore.unity.com/packages/3d/props/industrial/low-poly-forklift-176653</w:t>
+        </w:r>
+      </w:hyperlink>
+    </w:p>
+    <w:p>
+      <w:hyperlink r:id="rId9" w:history="1">
+        <w:r>
+          <w:rPr>
+            <w:rStyle w:val="Hyperlink"/>
+          </w:rPr>
+          <w:t>https://assetstore.unity.com/packages/3d/props/simple-stylized-cardboard-boxes-308830</w:t>
+        </w:r>
+      </w:hyperlink>
+    </w:p>
+    <w:p>
+      <w:hyperlink r:id="rId10" w:history="1">
+        <w:r>
+          <w:rPr>
+            <w:rStyle w:val="Hyperlink"/>
+          </w:rPr>
+          <w:t>https://assetstore.unity.com/packages/3d/props/electronics/3d-fan-337666</w:t>
+        </w:r>
+      </w:hyperlink>
+    </w:p>
+    <w:p>
+      <w:hyperlink r:id="rId11" w:history="1">
+        <w:r>
+          <w:rPr>
+            <w:rStyle w:val="Hyperlink"/>
+          </w:rPr>
+          <w:t>https://assetstore.unity.com/packages/3d/environments/rocks-and-terrains-pack-low-poly-281733</w:t>
+        </w:r>
+      </w:hyperlink>
+    </w:p>
+    <w:p>
+      <w:hyperlink r:id="rId12" w:history="1">
+        <w:r>
+          <w:rPr>
+            <w:rStyle w:val="Hyperlink"/>
+          </w:rPr>
+          <w:t>https://assetstore.unity.com/packages/3d/vegetation/trees/low-poly-tree-pack-57866</w:t>
+        </w:r>
+      </w:hyperlink>
+    </w:p>
+    <w:p>
+      <w:hyperlink r:id="rId13" w:history="1">
+        <w:r>
+          <w:rPr>
+            <w:rStyle w:val="Hyperlink"/>
+          </w:rPr>
+          <w:t>https://assetstore.unity.com/packages/tools/particles-effects/quick-outline-115488</w:t>
+        </w:r>
+      </w:hyperlink>
     </w:p>
     <w:p/>
     <w:sectPr>
-      <w:footerReference w:type="default" r:id="rId7"/>
+      <w:footerReference w:type="default" r:id="rId14"/>
       <w:pgSz w:w="11906" w:h="16838"/>
       <w:pgMar w:top="1417" w:right="1417" w:bottom="1134" w:left="1417" w:header="708" w:footer="708" w:gutter="0"/>
       <w:cols w:space="708"/>
@@ -1731,6 +1722,28 @@
       <w:szCs w:val="32"/>
     </w:rPr>
   </w:style>
+  <w:style w:type="paragraph" w:styleId="berschrift2">
+    <w:name w:val="heading 2"/>
+    <w:basedOn w:val="Standard"/>
+    <w:next w:val="Standard"/>
+    <w:link w:val="berschrift2Zchn"/>
+    <w:uiPriority w:val="9"/>
+    <w:unhideWhenUsed/>
+    <w:qFormat/>
+    <w:rsid w:val="002F6AE8"/>
+    <w:pPr>
+      <w:keepNext/>
+      <w:keepLines/>
+      <w:spacing w:before="40" w:after="0"/>
+      <w:outlineLvl w:val="1"/>
+    </w:pPr>
+    <w:rPr>
+      <w:rFonts w:asciiTheme="majorHAnsi" w:eastAsiaTheme="majorEastAsia" w:hAnsiTheme="majorHAnsi" w:cstheme="majorBidi"/>
+      <w:color w:val="2E74B5" w:themeColor="accent1" w:themeShade="BF"/>
+      <w:sz w:val="26"/>
+      <w:szCs w:val="26"/>
+    </w:rPr>
+  </w:style>
   <w:style w:type="character" w:default="1" w:styleId="Absatz-Standardschriftart">
     <w:name w:val="Default Paragraph Font"/>
     <w:uiPriority w:val="1"/>
@@ -1859,6 +1872,42 @@
       <w:ind w:left="720"/>
       <w:contextualSpacing/>
     </w:pPr>
+  </w:style>
+  <w:style w:type="character" w:customStyle="1" w:styleId="berschrift2Zchn">
+    <w:name w:val="Überschrift 2 Zchn"/>
+    <w:basedOn w:val="Absatz-Standardschriftart"/>
+    <w:link w:val="berschrift2"/>
+    <w:uiPriority w:val="9"/>
+    <w:rsid w:val="002F6AE8"/>
+    <w:rPr>
+      <w:rFonts w:asciiTheme="majorHAnsi" w:eastAsiaTheme="majorEastAsia" w:hAnsiTheme="majorHAnsi" w:cstheme="majorBidi"/>
+      <w:color w:val="2E74B5" w:themeColor="accent1" w:themeShade="BF"/>
+      <w:sz w:val="26"/>
+      <w:szCs w:val="26"/>
+    </w:rPr>
+  </w:style>
+  <w:style w:type="character" w:styleId="Hyperlink">
+    <w:name w:val="Hyperlink"/>
+    <w:basedOn w:val="Absatz-Standardschriftart"/>
+    <w:uiPriority w:val="99"/>
+    <w:unhideWhenUsed/>
+    <w:rsid w:val="002F6AE8"/>
+    <w:rPr>
+      <w:color w:val="0563C1" w:themeColor="hyperlink"/>
+      <w:u w:val="single"/>
+    </w:rPr>
+  </w:style>
+  <w:style w:type="character" w:styleId="NichtaufgelsteErwhnung">
+    <w:name w:val="Unresolved Mention"/>
+    <w:basedOn w:val="Absatz-Standardschriftart"/>
+    <w:uiPriority w:val="99"/>
+    <w:semiHidden/>
+    <w:unhideWhenUsed/>
+    <w:rsid w:val="002F6AE8"/>
+    <w:rPr>
+      <w:color w:val="605E5C"/>
+      <w:shd w:val="clear" w:color="auto" w:fill="E1DFDD"/>
+    </w:rPr>
   </w:style>
 </w:styles>
 </file>

--- a/Assets/Documents/Projekt Design Dokument.docx
+++ b/Assets/Documents/Projekt Design Dokument.docx
@@ -747,9 +747,48 @@
         </w:r>
       </w:hyperlink>
     </w:p>
-    <w:p/>
+    <w:p>
+      <w:hyperlink r:id="rId14" w:history="1">
+        <w:r>
+          <w:rPr>
+            <w:rStyle w:val="Hyperlink"/>
+          </w:rPr>
+          <w:t>https://pixabay.com/music/video-games-game-gaming-video-game-music-471936/</w:t>
+        </w:r>
+      </w:hyperlink>
+    </w:p>
+    <w:p>
+      <w:hyperlink r:id="rId15" w:history="1">
+        <w:r>
+          <w:rPr>
+            <w:rStyle w:val="Hyperlink"/>
+          </w:rPr>
+          <w:t>https://pixabay.com/sound-effects/film-special-effects-robot-power-off-97246/</w:t>
+        </w:r>
+      </w:hyperlink>
+    </w:p>
+    <w:p>
+      <w:hyperlink r:id="rId16" w:history="1">
+        <w:r>
+          <w:rPr>
+            <w:rStyle w:val="Hyperlink"/>
+          </w:rPr>
+          <w:t>https://pixabay.com/sound-effects/film-special-effects-advanced-machinery-warbles-29998/</w:t>
+        </w:r>
+      </w:hyperlink>
+    </w:p>
+    <w:p>
+      <w:hyperlink r:id="rId17" w:history="1">
+        <w:r>
+          <w:rPr>
+            <w:rStyle w:val="Hyperlink"/>
+          </w:rPr>
+          <w:t>https://pixabay.com/music/funk-funny-funny-music-545496/</w:t>
+        </w:r>
+      </w:hyperlink>
+    </w:p>
     <w:sectPr>
-      <w:footerReference w:type="default" r:id="rId14"/>
+      <w:footerReference w:type="default" r:id="rId18"/>
       <w:pgSz w:w="11906" w:h="16838"/>
       <w:pgMar w:top="1417" w:right="1417" w:bottom="1134" w:left="1417" w:header="708" w:footer="708" w:gutter="0"/>
       <w:cols w:space="708"/>
